--- a/evidence/2026-10-25/docs/HPB_Cross_Tumor_Systemic_Treatment_Matrix_2026-10-25.docx
+++ b/evidence/2026-10-25/docs/HPB_Cross_Tumor_Systemic_Treatment_Matrix_2026-10-25.docx
@@ -16112,16 +16112,6 @@
     </w:tbl>
     <w:p>
       <w:pPr>
-        <w:pStyle w:val="Normal"/>
-        <w:widowControl/>
-        <w:spacing w:after="120"/>
-      </w:pPr>
-      <w:r>
-        <w:t xml:space="preserve"/>
-      </w:r>
-    </w:p>
-    <w:p>
-      <w:pPr>
         <w:pStyle w:val="Heading1"/>
         <w:widowControl/>
         <w:keepNext/>
@@ -19715,7 +19705,7 @@
         <w:keepNext/>
       </w:pPr>
       <w:r>
-        <w:t xml:space="preserve">V12 revision note</w:t>
+        <w:t xml:space="preserve">Revision history</w:t>
       </w:r>
     </w:p>
     <w:p>
@@ -19736,6 +19726,14 @@
       </w:pPr>
       <w:r>
         <w:t xml:space="preserve">Separate external supplements were not reviewed. Other retained citations were not all freshly reread. Document-specific EndNote XML/RIS and live field structures are included; native CWYW reformatting has not been tested.</w:t>
+      </w:r>
+    </w:p>
+    <w:p>
+      <w:pPr>
+        <w:pStyle w:val="Normal"/>
+      </w:pPr>
+      <w:r>
+        <w:t>26 October 2026, 09:30 CDT. Presentation revision: removed release-specific emphasis and grouped evidence with the clinical question it informs. Website navigation is separate from patient findings; selecting a topic or opening a care plan does not establish eligibility. Clinical thresholds, negative results, uncertainty, source links, EndNote field data and OPEN decision status are retained.</w:t>
       </w:r>
     </w:p>
     <w:sectPr>
